--- a/DAT.docx
+++ b/DAT.docx
@@ -21,6 +21,15 @@
     </w:p>
     <w:sdt>
       <w:sdtPr>
+        <w:rPr>
+          <w:rFonts w:asciiTheme="minorHAnsi" w:eastAsiaTheme="minorHAnsi" w:hAnsiTheme="minorHAnsi" w:cstheme="minorBidi"/>
+          <w:color w:val="auto"/>
+          <w:kern w:val="2"/>
+          <w:sz w:val="24"/>
+          <w:szCs w:val="24"/>
+          <w:lang w:eastAsia="en-US"/>
+          <w14:ligatures w14:val="standardContextual"/>
+        </w:rPr>
         <w:id w:val="-381712033"/>
         <w:docPartObj>
           <w:docPartGallery w:val="Table of Contents"/>
@@ -29,15 +38,8 @@
       </w:sdtPr>
       <w:sdtEndPr>
         <w:rPr>
-          <w:rFonts w:asciiTheme="minorHAnsi" w:eastAsiaTheme="minorHAnsi" w:hAnsiTheme="minorHAnsi" w:cstheme="minorBidi"/>
           <w:b/>
           <w:bCs/>
-          <w:color w:val="auto"/>
-          <w:kern w:val="2"/>
-          <w:sz w:val="24"/>
-          <w:szCs w:val="24"/>
-          <w:lang w:eastAsia="en-US"/>
-          <w14:ligatures w14:val="standardContextual"/>
         </w:rPr>
       </w:sdtEndPr>
       <w:sdtContent>
@@ -3524,7 +3526,13 @@
         <w:t>HDS</w:t>
       </w:r>
       <w:r>
-        <w:t xml:space="preserve"> : hébergement de données de santé (obligatoire pour les données RH ou médicales)</w:t>
+        <w:t xml:space="preserve"> : hébergement de données de santé (obligatoire pour les données RH ou médicales</w:t>
+      </w:r>
+      <w:r>
+        <w:t xml:space="preserve"> ou militaire</w:t>
+      </w:r>
+      <w:r>
+        <w:t>)</w:t>
       </w:r>
     </w:p>
     <w:p>
@@ -3582,6 +3590,9 @@
           <w:numId w:val="8"/>
         </w:numPr>
       </w:pPr>
+      <w:r>
+        <w:t xml:space="preserve">2 </w:t>
+      </w:r>
       <w:r>
         <w:t>Onduleurs (UPS) pour chaque baie réseau et serveur</w:t>
       </w:r>
@@ -4947,7 +4958,7 @@
           <w:lang w:eastAsia="fr-FR"/>
         </w:rPr>
         <w:drawing>
-          <wp:inline distT="0" distB="0" distL="0" distR="0" wp14:anchorId="184C63EF" wp14:editId="570E25ED">
+          <wp:inline distT="0" distB="0" distL="0" distR="0" wp14:anchorId="184C63EF" wp14:editId="3F261C8F">
             <wp:extent cx="5760720" cy="2110740"/>
             <wp:effectExtent l="0" t="0" r="0" b="3810"/>
             <wp:docPr id="1474442581" name="Image 5" descr="Une image contenant diagramme, Plan, Dessin technique, croquis&#10;&#10;Le contenu généré par l’IA peut être incorrect."/>
@@ -4964,7 +4975,7 @@
                     </pic:cNvPicPr>
                   </pic:nvPicPr>
                   <pic:blipFill>
-                    <a:blip r:embed="rId6" cstate="print">
+                    <a:blip r:embed="rId8" cstate="print">
                       <a:extLst>
                         <a:ext uri="{28A0092B-C50C-407E-A947-70E740481C1C}">
                           <a14:useLocalDpi xmlns:a14="http://schemas.microsoft.com/office/drawing/2010/main" val="0"/>
@@ -5843,6 +5854,9 @@
         <w:ind w:left="360"/>
       </w:pPr>
       <w:r>
+        <w:rPr>
+          <w:noProof/>
+        </w:rPr>
         <w:drawing>
           <wp:inline distT="0" distB="0" distL="0" distR="0" wp14:anchorId="17CC7172" wp14:editId="01AC9C25">
             <wp:extent cx="5760720" cy="5003165"/>
@@ -5861,7 +5875,7 @@
                     </pic:cNvPicPr>
                   </pic:nvPicPr>
                   <pic:blipFill>
-                    <a:blip r:embed="rId7">
+                    <a:blip r:embed="rId9">
                       <a:extLst>
                         <a:ext uri="{28A0092B-C50C-407E-A947-70E740481C1C}">
                           <a14:useLocalDpi xmlns:a14="http://schemas.microsoft.com/office/drawing/2010/main" val="0"/>
@@ -6337,6 +6351,9 @@
     <w:p/>
     <w:p>
       <w:r>
+        <w:rPr>
+          <w:noProof/>
+        </w:rPr>
         <w:lastRenderedPageBreak/>
         <w:drawing>
           <wp:inline distT="0" distB="0" distL="0" distR="0" wp14:anchorId="50C3F6FE" wp14:editId="3790C3E0">
@@ -6356,7 +6373,7 @@
                     </pic:cNvPicPr>
                   </pic:nvPicPr>
                   <pic:blipFill>
-                    <a:blip r:embed="rId8">
+                    <a:blip r:embed="rId10">
                       <a:extLst>
                         <a:ext uri="{28A0092B-C50C-407E-A947-70E740481C1C}">
                           <a14:useLocalDpi xmlns:a14="http://schemas.microsoft.com/office/drawing/2010/main" val="0"/>
@@ -6652,7 +6669,7 @@
       </w:r>
       <w:proofErr w:type="spellEnd"/>
       <w:r>
-        <w:t xml:space="preserve"> L3 ou pare-feu</w:t>
+        <w:t xml:space="preserve"> L3</w:t>
       </w:r>
     </w:p>
     <w:p>
@@ -7280,6 +7297,9 @@
     <w:p/>
     <w:p>
       <w:r>
+        <w:rPr>
+          <w:noProof/>
+        </w:rPr>
         <w:drawing>
           <wp:inline distT="0" distB="0" distL="0" distR="0" wp14:anchorId="5C5C6107" wp14:editId="56AD7BAB">
             <wp:extent cx="5760720" cy="1129030"/>
@@ -7298,7 +7318,7 @@
                     </pic:cNvPicPr>
                   </pic:nvPicPr>
                   <pic:blipFill>
-                    <a:blip r:embed="rId9">
+                    <a:blip r:embed="rId11">
                       <a:extLst>
                         <a:ext uri="{28A0092B-C50C-407E-A947-70E740481C1C}">
                           <a14:useLocalDpi xmlns:a14="http://schemas.microsoft.com/office/drawing/2010/main" val="0"/>
@@ -8684,6 +8704,9 @@
         <w:ind w:left="360"/>
       </w:pPr>
       <w:r>
+        <w:rPr>
+          <w:noProof/>
+        </w:rPr>
         <w:drawing>
           <wp:inline distT="0" distB="0" distL="0" distR="0" wp14:anchorId="1CD1221C" wp14:editId="0D135AE5">
             <wp:extent cx="5760720" cy="2675890"/>
@@ -8700,7 +8723,7 @@
                     <pic:cNvPicPr/>
                   </pic:nvPicPr>
                   <pic:blipFill>
-                    <a:blip r:embed="rId10"/>
+                    <a:blip r:embed="rId12"/>
                     <a:stretch>
                       <a:fillRect/>
                     </a:stretch>
@@ -9579,6 +9602,9 @@
     <w:p/>
     <w:p>
       <w:r>
+        <w:rPr>
+          <w:noProof/>
+        </w:rPr>
         <w:lastRenderedPageBreak/>
         <w:drawing>
           <wp:inline distT="0" distB="0" distL="0" distR="0" wp14:anchorId="3F536243" wp14:editId="48E72DC3">
@@ -9596,7 +9622,7 @@
                     <pic:cNvPicPr/>
                   </pic:nvPicPr>
                   <pic:blipFill>
-                    <a:blip r:embed="rId11"/>
+                    <a:blip r:embed="rId13"/>
                     <a:stretch>
                       <a:fillRect/>
                     </a:stretch>
@@ -9799,6 +9825,9 @@
     <w:p/>
     <w:p>
       <w:r>
+        <w:rPr>
+          <w:noProof/>
+        </w:rPr>
         <w:lastRenderedPageBreak/>
         <w:drawing>
           <wp:inline distT="0" distB="0" distL="0" distR="0" wp14:anchorId="1B0712CB" wp14:editId="6C88CC2F">
@@ -9816,7 +9845,7 @@
                     <pic:cNvPicPr/>
                   </pic:nvPicPr>
                   <pic:blipFill>
-                    <a:blip r:embed="rId12"/>
+                    <a:blip r:embed="rId14"/>
                     <a:stretch>
                       <a:fillRect/>
                     </a:stretch>
@@ -9941,6 +9970,9 @@
     <w:p/>
     <w:p>
       <w:r>
+        <w:rPr>
+          <w:noProof/>
+        </w:rPr>
         <w:lastRenderedPageBreak/>
         <w:drawing>
           <wp:inline distT="0" distB="0" distL="0" distR="0" wp14:anchorId="156547F5" wp14:editId="033222B9">
@@ -9958,7 +9990,7 @@
                     <pic:cNvPicPr/>
                   </pic:nvPicPr>
                   <pic:blipFill>
-                    <a:blip r:embed="rId13"/>
+                    <a:blip r:embed="rId15"/>
                     <a:stretch>
                       <a:fillRect/>
                     </a:stretch>
@@ -10303,6 +10335,9 @@
     <w:p/>
     <w:p>
       <w:r>
+        <w:rPr>
+          <w:noProof/>
+        </w:rPr>
         <w:drawing>
           <wp:inline distT="0" distB="0" distL="0" distR="0" wp14:anchorId="7B6323A2" wp14:editId="47718FC3">
             <wp:extent cx="5760720" cy="904875"/>
@@ -10319,7 +10354,7 @@
                     <pic:cNvPicPr/>
                   </pic:nvPicPr>
                   <pic:blipFill>
-                    <a:blip r:embed="rId14"/>
+                    <a:blip r:embed="rId16"/>
                     <a:stretch>
                       <a:fillRect/>
                     </a:stretch>
@@ -12156,6 +12191,12 @@
     </w:tbl>
     <w:p/>
     <w:sectPr>
+      <w:headerReference w:type="even" r:id="rId17"/>
+      <w:headerReference w:type="default" r:id="rId18"/>
+      <w:footerReference w:type="even" r:id="rId19"/>
+      <w:footerReference w:type="default" r:id="rId20"/>
+      <w:headerReference w:type="first" r:id="rId21"/>
+      <w:footerReference w:type="first" r:id="rId22"/>
       <w:pgSz w:w="11906" w:h="16838"/>
       <w:pgMar w:top="1417" w:right="1417" w:bottom="1417" w:left="1417" w:header="708" w:footer="708" w:gutter="0"/>
       <w:cols w:space="708"/>
@@ -12163,6 +12204,148 @@
     </w:sectPr>
   </w:body>
 </w:document>
+</file>
+
+<file path=word/endnotes.xml><?xml version="1.0" encoding="utf-8"?>
+<w:endnotes xmlns:wpc="http://schemas.microsoft.com/office/word/2010/wordprocessingCanvas" xmlns:cx="http://schemas.microsoft.com/office/drawing/2014/chartex" xmlns:cx1="http://schemas.microsoft.com/office/drawing/2015/9/8/chartex" xmlns:cx2="http://schemas.microsoft.com/office/drawing/2015/10/21/chartex" xmlns:cx3="http://schemas.microsoft.com/office/drawing/2016/5/9/chartex" xmlns:cx4="http://schemas.microsoft.com/office/drawing/2016/5/10/chartex" xmlns:cx5="http://schemas.microsoft.com/office/drawing/2016/5/11/chartex" xmlns:cx6="http://schemas.microsoft.com/office/drawing/2016/5/12/chartex" xmlns:cx7="http://schemas.microsoft.com/office/drawing/2016/5/13/chartex" xmlns:cx8="http://schemas.microsoft.com/office/drawing/2016/5/14/chartex" xmlns:mc="http://schemas.openxmlformats.org/markup-compatibility/2006" xmlns:aink="http://schemas.microsoft.com/office/drawing/2016/ink" xmlns:am3d="http://schemas.microsoft.com/office/drawing/2017/model3d" xmlns:o="urn:schemas-microsoft-com:office:office" xmlns:oel="http://schemas.microsoft.com/office/2019/extlst" xmlns:r="http://schemas.openxmlformats.org/officeDocument/2006/relationships" xmlns:m="http://schemas.openxmlformats.org/officeDocument/2006/math" xmlns:v="urn:schemas-microsoft-com:vml" xmlns:wp14="http://schemas.microsoft.com/office/word/2010/wordprocessingDrawing" xmlns:wp="http://schemas.openxmlformats.org/drawingml/2006/wordprocessingDrawing" xmlns:w10="urn:schemas-microsoft-com:office:word" xmlns:w="http://schemas.openxmlformats.org/wordprocessingml/2006/main" xmlns:w14="http://schemas.microsoft.com/office/word/2010/wordml" xmlns:w15="http://schemas.microsoft.com/office/word/2012/wordml" xmlns:w16cex="http://schemas.microsoft.com/office/word/2018/wordml/cex" xmlns:w16cid="http://schemas.microsoft.com/office/word/2016/wordml/cid" xmlns:w16="http://schemas.microsoft.com/office/word/2018/wordml" xmlns:w16du="http://schemas.microsoft.com/office/word/2023/wordml/word16du" xmlns:w16sdtdh="http://schemas.microsoft.com/office/word/2020/wordml/sdtdatahash" xmlns:w16sdtfl="http://schemas.microsoft.com/office/word/2024/wordml/sdtformatlock" xmlns:w16se="http://schemas.microsoft.com/office/word/2015/wordml/symex" xmlns:wpg="http://schemas.microsoft.com/office/word/2010/wordprocessingGroup" xmlns:wpi="http://schemas.microsoft.com/office/word/2010/wordprocessingInk" xmlns:wne="http://schemas.microsoft.com/office/word/2006/wordml" xmlns:wps="http://schemas.microsoft.com/office/word/2010/wordprocessingShape" mc:Ignorable="w14 w15 w16se w16cid w16 w16cex w16sdtdh w16sdtfl w16du wp14">
+  <w:endnote w:type="separator" w:id="-1">
+    <w:p>
+      <w:pPr>
+        <w:spacing w:after="0" w:line="240" w:lineRule="auto"/>
+      </w:pPr>
+      <w:r>
+        <w:separator/>
+      </w:r>
+    </w:p>
+  </w:endnote>
+  <w:endnote w:type="continuationSeparator" w:id="0">
+    <w:p>
+      <w:pPr>
+        <w:spacing w:after="0" w:line="240" w:lineRule="auto"/>
+      </w:pPr>
+      <w:r>
+        <w:continuationSeparator/>
+      </w:r>
+    </w:p>
+  </w:endnote>
+</w:endnotes>
+</file>
+
+<file path=word/footer1.xml><?xml version="1.0" encoding="utf-8"?>
+<w:ftr xmlns:wpc="http://schemas.microsoft.com/office/word/2010/wordprocessingCanvas" xmlns:cx="http://schemas.microsoft.com/office/drawing/2014/chartex" xmlns:cx1="http://schemas.microsoft.com/office/drawing/2015/9/8/chartex" xmlns:cx2="http://schemas.microsoft.com/office/drawing/2015/10/21/chartex" xmlns:cx3="http://schemas.microsoft.com/office/drawing/2016/5/9/chartex" xmlns:cx4="http://schemas.microsoft.com/office/drawing/2016/5/10/chartex" xmlns:cx5="http://schemas.microsoft.com/office/drawing/2016/5/11/chartex" xmlns:cx6="http://schemas.microsoft.com/office/drawing/2016/5/12/chartex" xmlns:cx7="http://schemas.microsoft.com/office/drawing/2016/5/13/chartex" xmlns:cx8="http://schemas.microsoft.com/office/drawing/2016/5/14/chartex" xmlns:mc="http://schemas.openxmlformats.org/markup-compatibility/2006" xmlns:aink="http://schemas.microsoft.com/office/drawing/2016/ink" xmlns:am3d="http://schemas.microsoft.com/office/drawing/2017/model3d" xmlns:o="urn:schemas-microsoft-com:office:office" xmlns:oel="http://schemas.microsoft.com/office/2019/extlst" xmlns:r="http://schemas.openxmlformats.org/officeDocument/2006/relationships" xmlns:m="http://schemas.openxmlformats.org/officeDocument/2006/math" xmlns:v="urn:schemas-microsoft-com:vml" xmlns:wp14="http://schemas.microsoft.com/office/word/2010/wordprocessingDrawing" xmlns:wp="http://schemas.openxmlformats.org/drawingml/2006/wordprocessingDrawing" xmlns:w10="urn:schemas-microsoft-com:office:word" xmlns:w="http://schemas.openxmlformats.org/wordprocessingml/2006/main" xmlns:w14="http://schemas.microsoft.com/office/word/2010/wordml" xmlns:w15="http://schemas.microsoft.com/office/word/2012/wordml" xmlns:w16cex="http://schemas.microsoft.com/office/word/2018/wordml/cex" xmlns:w16cid="http://schemas.microsoft.com/office/word/2016/wordml/cid" xmlns:w16="http://schemas.microsoft.com/office/word/2018/wordml" xmlns:w16du="http://schemas.microsoft.com/office/word/2023/wordml/word16du" xmlns:w16sdtdh="http://schemas.microsoft.com/office/word/2020/wordml/sdtdatahash" xmlns:w16sdtfl="http://schemas.microsoft.com/office/word/2024/wordml/sdtformatlock" xmlns:w16se="http://schemas.microsoft.com/office/word/2015/wordml/symex" xmlns:wpg="http://schemas.microsoft.com/office/word/2010/wordprocessingGroup" xmlns:wpi="http://schemas.microsoft.com/office/word/2010/wordprocessingInk" xmlns:wne="http://schemas.microsoft.com/office/word/2006/wordml" xmlns:wps="http://schemas.microsoft.com/office/word/2010/wordprocessingShape" mc:Ignorable="w14 w15 w16se w16cid w16 w16cex w16sdtdh w16sdtfl w16du wp14">
+  <w:p>
+    <w:pPr>
+      <w:pStyle w:val="Pieddepage"/>
+    </w:pPr>
+  </w:p>
+</w:ftr>
+</file>
+
+<file path=word/footer2.xml><?xml version="1.0" encoding="utf-8"?>
+<w:ftr xmlns:wpc="http://schemas.microsoft.com/office/word/2010/wordprocessingCanvas" xmlns:cx="http://schemas.microsoft.com/office/drawing/2014/chartex" xmlns:cx1="http://schemas.microsoft.com/office/drawing/2015/9/8/chartex" xmlns:cx2="http://schemas.microsoft.com/office/drawing/2015/10/21/chartex" xmlns:cx3="http://schemas.microsoft.com/office/drawing/2016/5/9/chartex" xmlns:cx4="http://schemas.microsoft.com/office/drawing/2016/5/10/chartex" xmlns:cx5="http://schemas.microsoft.com/office/drawing/2016/5/11/chartex" xmlns:cx6="http://schemas.microsoft.com/office/drawing/2016/5/12/chartex" xmlns:cx7="http://schemas.microsoft.com/office/drawing/2016/5/13/chartex" xmlns:cx8="http://schemas.microsoft.com/office/drawing/2016/5/14/chartex" xmlns:mc="http://schemas.openxmlformats.org/markup-compatibility/2006" xmlns:aink="http://schemas.microsoft.com/office/drawing/2016/ink" xmlns:am3d="http://schemas.microsoft.com/office/drawing/2017/model3d" xmlns:o="urn:schemas-microsoft-com:office:office" xmlns:oel="http://schemas.microsoft.com/office/2019/extlst" xmlns:r="http://schemas.openxmlformats.org/officeDocument/2006/relationships" xmlns:m="http://schemas.openxmlformats.org/officeDocument/2006/math" xmlns:v="urn:schemas-microsoft-com:vml" xmlns:wp14="http://schemas.microsoft.com/office/word/2010/wordprocessingDrawing" xmlns:wp="http://schemas.openxmlformats.org/drawingml/2006/wordprocessingDrawing" xmlns:w10="urn:schemas-microsoft-com:office:word" xmlns:w="http://schemas.openxmlformats.org/wordprocessingml/2006/main" xmlns:w14="http://schemas.microsoft.com/office/word/2010/wordml" xmlns:w15="http://schemas.microsoft.com/office/word/2012/wordml" xmlns:w16cex="http://schemas.microsoft.com/office/word/2018/wordml/cex" xmlns:w16cid="http://schemas.microsoft.com/office/word/2016/wordml/cid" xmlns:w16="http://schemas.microsoft.com/office/word/2018/wordml" xmlns:w16du="http://schemas.microsoft.com/office/word/2023/wordml/word16du" xmlns:w16sdtdh="http://schemas.microsoft.com/office/word/2020/wordml/sdtdatahash" xmlns:w16sdtfl="http://schemas.microsoft.com/office/word/2024/wordml/sdtformatlock" xmlns:w16se="http://schemas.microsoft.com/office/word/2015/wordml/symex" xmlns:wpg="http://schemas.microsoft.com/office/word/2010/wordprocessingGroup" xmlns:wpi="http://schemas.microsoft.com/office/word/2010/wordprocessingInk" xmlns:wne="http://schemas.microsoft.com/office/word/2006/wordml" xmlns:wps="http://schemas.microsoft.com/office/word/2010/wordprocessingShape" mc:Ignorable="w14 w15 w16se w16cid w16 w16cex w16sdtdh w16sdtfl w16du wp14">
+  <w:sdt>
+    <w:sdtPr>
+      <w:id w:val="1769818314"/>
+      <w:docPartObj>
+        <w:docPartGallery w:val="Page Numbers (Bottom of Page)"/>
+        <w:docPartUnique/>
+      </w:docPartObj>
+    </w:sdtPr>
+    <w:sdtContent>
+      <w:p>
+        <w:pPr>
+          <w:pStyle w:val="Pieddepage"/>
+          <w:jc w:val="right"/>
+        </w:pPr>
+        <w:r>
+          <w:fldChar w:fldCharType="begin"/>
+        </w:r>
+        <w:r>
+          <w:instrText>PAGE   \* MERGEFORMAT</w:instrText>
+        </w:r>
+        <w:r>
+          <w:fldChar w:fldCharType="separate"/>
+        </w:r>
+        <w:r>
+          <w:t>2</w:t>
+        </w:r>
+        <w:r>
+          <w:fldChar w:fldCharType="end"/>
+        </w:r>
+      </w:p>
+    </w:sdtContent>
+  </w:sdt>
+  <w:p>
+    <w:pPr>
+      <w:pStyle w:val="Pieddepage"/>
+    </w:pPr>
+  </w:p>
+</w:ftr>
+</file>
+
+<file path=word/footer3.xml><?xml version="1.0" encoding="utf-8"?>
+<w:ftr xmlns:wpc="http://schemas.microsoft.com/office/word/2010/wordprocessingCanvas" xmlns:cx="http://schemas.microsoft.com/office/drawing/2014/chartex" xmlns:cx1="http://schemas.microsoft.com/office/drawing/2015/9/8/chartex" xmlns:cx2="http://schemas.microsoft.com/office/drawing/2015/10/21/chartex" xmlns:cx3="http://schemas.microsoft.com/office/drawing/2016/5/9/chartex" xmlns:cx4="http://schemas.microsoft.com/office/drawing/2016/5/10/chartex" xmlns:cx5="http://schemas.microsoft.com/office/drawing/2016/5/11/chartex" xmlns:cx6="http://schemas.microsoft.com/office/drawing/2016/5/12/chartex" xmlns:cx7="http://schemas.microsoft.com/office/drawing/2016/5/13/chartex" xmlns:cx8="http://schemas.microsoft.com/office/drawing/2016/5/14/chartex" xmlns:mc="http://schemas.openxmlformats.org/markup-compatibility/2006" xmlns:aink="http://schemas.microsoft.com/office/drawing/2016/ink" xmlns:am3d="http://schemas.microsoft.com/office/drawing/2017/model3d" xmlns:o="urn:schemas-microsoft-com:office:office" xmlns:oel="http://schemas.microsoft.com/office/2019/extlst" xmlns:r="http://schemas.openxmlformats.org/officeDocument/2006/relationships" xmlns:m="http://schemas.openxmlformats.org/officeDocument/2006/math" xmlns:v="urn:schemas-microsoft-com:vml" xmlns:wp14="http://schemas.microsoft.com/office/word/2010/wordprocessingDrawing" xmlns:wp="http://schemas.openxmlformats.org/drawingml/2006/wordprocessingDrawing" xmlns:w10="urn:schemas-microsoft-com:office:word" xmlns:w="http://schemas.openxmlformats.org/wordprocessingml/2006/main" xmlns:w14="http://schemas.microsoft.com/office/word/2010/wordml" xmlns:w15="http://schemas.microsoft.com/office/word/2012/wordml" xmlns:w16cex="http://schemas.microsoft.com/office/word/2018/wordml/cex" xmlns:w16cid="http://schemas.microsoft.com/office/word/2016/wordml/cid" xmlns:w16="http://schemas.microsoft.com/office/word/2018/wordml" xmlns:w16du="http://schemas.microsoft.com/office/word/2023/wordml/word16du" xmlns:w16sdtdh="http://schemas.microsoft.com/office/word/2020/wordml/sdtdatahash" xmlns:w16sdtfl="http://schemas.microsoft.com/office/word/2024/wordml/sdtformatlock" xmlns:w16se="http://schemas.microsoft.com/office/word/2015/wordml/symex" xmlns:wpg="http://schemas.microsoft.com/office/word/2010/wordprocessingGroup" xmlns:wpi="http://schemas.microsoft.com/office/word/2010/wordprocessingInk" xmlns:wne="http://schemas.microsoft.com/office/word/2006/wordml" xmlns:wps="http://schemas.microsoft.com/office/word/2010/wordprocessingShape" mc:Ignorable="w14 w15 w16se w16cid w16 w16cex w16sdtdh w16sdtfl w16du wp14">
+  <w:p>
+    <w:pPr>
+      <w:pStyle w:val="Pieddepage"/>
+    </w:pPr>
+  </w:p>
+</w:ftr>
+</file>
+
+<file path=word/footnotes.xml><?xml version="1.0" encoding="utf-8"?>
+<w:footnotes xmlns:wpc="http://schemas.microsoft.com/office/word/2010/wordprocessingCanvas" xmlns:cx="http://schemas.microsoft.com/office/drawing/2014/chartex" xmlns:cx1="http://schemas.microsoft.com/office/drawing/2015/9/8/chartex" xmlns:cx2="http://schemas.microsoft.com/office/drawing/2015/10/21/chartex" xmlns:cx3="http://schemas.microsoft.com/office/drawing/2016/5/9/chartex" xmlns:cx4="http://schemas.microsoft.com/office/drawing/2016/5/10/chartex" xmlns:cx5="http://schemas.microsoft.com/office/drawing/2016/5/11/chartex" xmlns:cx6="http://schemas.microsoft.com/office/drawing/2016/5/12/chartex" xmlns:cx7="http://schemas.microsoft.com/office/drawing/2016/5/13/chartex" xmlns:cx8="http://schemas.microsoft.com/office/drawing/2016/5/14/chartex" xmlns:mc="http://schemas.openxmlformats.org/markup-compatibility/2006" xmlns:aink="http://schemas.microsoft.com/office/drawing/2016/ink" xmlns:am3d="http://schemas.microsoft.com/office/drawing/2017/model3d" xmlns:o="urn:schemas-microsoft-com:office:office" xmlns:oel="http://schemas.microsoft.com/office/2019/extlst" xmlns:r="http://schemas.openxmlformats.org/officeDocument/2006/relationships" xmlns:m="http://schemas.openxmlformats.org/officeDocument/2006/math" xmlns:v="urn:schemas-microsoft-com:vml" xmlns:wp14="http://schemas.microsoft.com/office/word/2010/wordprocessingDrawing" xmlns:wp="http://schemas.openxmlformats.org/drawingml/2006/wordprocessingDrawing" xmlns:w10="urn:schemas-microsoft-com:office:word" xmlns:w="http://schemas.openxmlformats.org/wordprocessingml/2006/main" xmlns:w14="http://schemas.microsoft.com/office/word/2010/wordml" xmlns:w15="http://schemas.microsoft.com/office/word/2012/wordml" xmlns:w16cex="http://schemas.microsoft.com/office/word/2018/wordml/cex" xmlns:w16cid="http://schemas.microsoft.com/office/word/2016/wordml/cid" xmlns:w16="http://schemas.microsoft.com/office/word/2018/wordml" xmlns:w16du="http://schemas.microsoft.com/office/word/2023/wordml/word16du" xmlns:w16sdtdh="http://schemas.microsoft.com/office/word/2020/wordml/sdtdatahash" xmlns:w16sdtfl="http://schemas.microsoft.com/office/word/2024/wordml/sdtformatlock" xmlns:w16se="http://schemas.microsoft.com/office/word/2015/wordml/symex" xmlns:wpg="http://schemas.microsoft.com/office/word/2010/wordprocessingGroup" xmlns:wpi="http://schemas.microsoft.com/office/word/2010/wordprocessingInk" xmlns:wne="http://schemas.microsoft.com/office/word/2006/wordml" xmlns:wps="http://schemas.microsoft.com/office/word/2010/wordprocessingShape" mc:Ignorable="w14 w15 w16se w16cid w16 w16cex w16sdtdh w16sdtfl w16du wp14">
+  <w:footnote w:type="separator" w:id="-1">
+    <w:p>
+      <w:pPr>
+        <w:spacing w:after="0" w:line="240" w:lineRule="auto"/>
+      </w:pPr>
+      <w:r>
+        <w:separator/>
+      </w:r>
+    </w:p>
+  </w:footnote>
+  <w:footnote w:type="continuationSeparator" w:id="0">
+    <w:p>
+      <w:pPr>
+        <w:spacing w:after="0" w:line="240" w:lineRule="auto"/>
+      </w:pPr>
+      <w:r>
+        <w:continuationSeparator/>
+      </w:r>
+    </w:p>
+  </w:footnote>
+</w:footnotes>
+</file>
+
+<file path=word/header1.xml><?xml version="1.0" encoding="utf-8"?>
+<w:hdr xmlns:wpc="http://schemas.microsoft.com/office/word/2010/wordprocessingCanvas" xmlns:cx="http://schemas.microsoft.com/office/drawing/2014/chartex" xmlns:cx1="http://schemas.microsoft.com/office/drawing/2015/9/8/chartex" xmlns:cx2="http://schemas.microsoft.com/office/drawing/2015/10/21/chartex" xmlns:cx3="http://schemas.microsoft.com/office/drawing/2016/5/9/chartex" xmlns:cx4="http://schemas.microsoft.com/office/drawing/2016/5/10/chartex" xmlns:cx5="http://schemas.microsoft.com/office/drawing/2016/5/11/chartex" xmlns:cx6="http://schemas.microsoft.com/office/drawing/2016/5/12/chartex" xmlns:cx7="http://schemas.microsoft.com/office/drawing/2016/5/13/chartex" xmlns:cx8="http://schemas.microsoft.com/office/drawing/2016/5/14/chartex" xmlns:mc="http://schemas.openxmlformats.org/markup-compatibility/2006" xmlns:aink="http://schemas.microsoft.com/office/drawing/2016/ink" xmlns:am3d="http://schemas.microsoft.com/office/drawing/2017/model3d" xmlns:o="urn:schemas-microsoft-com:office:office" xmlns:oel="http://schemas.microsoft.com/office/2019/extlst" xmlns:r="http://schemas.openxmlformats.org/officeDocument/2006/relationships" xmlns:m="http://schemas.openxmlformats.org/officeDocument/2006/math" xmlns:v="urn:schemas-microsoft-com:vml" xmlns:wp14="http://schemas.microsoft.com/office/word/2010/wordprocessingDrawing" xmlns:wp="http://schemas.openxmlformats.org/drawingml/2006/wordprocessingDrawing" xmlns:w10="urn:schemas-microsoft-com:office:word" xmlns:w="http://schemas.openxmlformats.org/wordprocessingml/2006/main" xmlns:w14="http://schemas.microsoft.com/office/word/2010/wordml" xmlns:w15="http://schemas.microsoft.com/office/word/2012/wordml" xmlns:w16cex="http://schemas.microsoft.com/office/word/2018/wordml/cex" xmlns:w16cid="http://schemas.microsoft.com/office/word/2016/wordml/cid" xmlns:w16="http://schemas.microsoft.com/office/word/2018/wordml" xmlns:w16du="http://schemas.microsoft.com/office/word/2023/wordml/word16du" xmlns:w16sdtdh="http://schemas.microsoft.com/office/word/2020/wordml/sdtdatahash" xmlns:w16sdtfl="http://schemas.microsoft.com/office/word/2024/wordml/sdtformatlock" xmlns:w16se="http://schemas.microsoft.com/office/word/2015/wordml/symex" xmlns:wpg="http://schemas.microsoft.com/office/word/2010/wordprocessingGroup" xmlns:wpi="http://schemas.microsoft.com/office/word/2010/wordprocessingInk" xmlns:wne="http://schemas.microsoft.com/office/word/2006/wordml" xmlns:wps="http://schemas.microsoft.com/office/word/2010/wordprocessingShape" mc:Ignorable="w14 w15 w16se w16cid w16 w16cex w16sdtdh w16sdtfl w16du wp14">
+  <w:p>
+    <w:pPr>
+      <w:pStyle w:val="En-tte"/>
+    </w:pPr>
+  </w:p>
+</w:hdr>
+</file>
+
+<file path=word/header2.xml><?xml version="1.0" encoding="utf-8"?>
+<w:hdr xmlns:wpc="http://schemas.microsoft.com/office/word/2010/wordprocessingCanvas" xmlns:cx="http://schemas.microsoft.com/office/drawing/2014/chartex" xmlns:cx1="http://schemas.microsoft.com/office/drawing/2015/9/8/chartex" xmlns:cx2="http://schemas.microsoft.com/office/drawing/2015/10/21/chartex" xmlns:cx3="http://schemas.microsoft.com/office/drawing/2016/5/9/chartex" xmlns:cx4="http://schemas.microsoft.com/office/drawing/2016/5/10/chartex" xmlns:cx5="http://schemas.microsoft.com/office/drawing/2016/5/11/chartex" xmlns:cx6="http://schemas.microsoft.com/office/drawing/2016/5/12/chartex" xmlns:cx7="http://schemas.microsoft.com/office/drawing/2016/5/13/chartex" xmlns:cx8="http://schemas.microsoft.com/office/drawing/2016/5/14/chartex" xmlns:mc="http://schemas.openxmlformats.org/markup-compatibility/2006" xmlns:aink="http://schemas.microsoft.com/office/drawing/2016/ink" xmlns:am3d="http://schemas.microsoft.com/office/drawing/2017/model3d" xmlns:o="urn:schemas-microsoft-com:office:office" xmlns:oel="http://schemas.microsoft.com/office/2019/extlst" xmlns:r="http://schemas.openxmlformats.org/officeDocument/2006/relationships" xmlns:m="http://schemas.openxmlformats.org/officeDocument/2006/math" xmlns:v="urn:schemas-microsoft-com:vml" xmlns:wp14="http://schemas.microsoft.com/office/word/2010/wordprocessingDrawing" xmlns:wp="http://schemas.openxmlformats.org/drawingml/2006/wordprocessingDrawing" xmlns:w10="urn:schemas-microsoft-com:office:word" xmlns:w="http://schemas.openxmlformats.org/wordprocessingml/2006/main" xmlns:w14="http://schemas.microsoft.com/office/word/2010/wordml" xmlns:w15="http://schemas.microsoft.com/office/word/2012/wordml" xmlns:w16cex="http://schemas.microsoft.com/office/word/2018/wordml/cex" xmlns:w16cid="http://schemas.microsoft.com/office/word/2016/wordml/cid" xmlns:w16="http://schemas.microsoft.com/office/word/2018/wordml" xmlns:w16du="http://schemas.microsoft.com/office/word/2023/wordml/word16du" xmlns:w16sdtdh="http://schemas.microsoft.com/office/word/2020/wordml/sdtdatahash" xmlns:w16sdtfl="http://schemas.microsoft.com/office/word/2024/wordml/sdtformatlock" xmlns:w16se="http://schemas.microsoft.com/office/word/2015/wordml/symex" xmlns:wpg="http://schemas.microsoft.com/office/word/2010/wordprocessingGroup" xmlns:wpi="http://schemas.microsoft.com/office/word/2010/wordprocessingInk" xmlns:wne="http://schemas.microsoft.com/office/word/2006/wordml" xmlns:wps="http://schemas.microsoft.com/office/word/2010/wordprocessingShape" mc:Ignorable="w14 w15 w16se w16cid w16 w16cex w16sdtdh w16sdtfl w16du wp14">
+  <w:p>
+    <w:pPr>
+      <w:pStyle w:val="En-tte"/>
+    </w:pPr>
+  </w:p>
+</w:hdr>
+</file>
+
+<file path=word/header3.xml><?xml version="1.0" encoding="utf-8"?>
+<w:hdr xmlns:wpc="http://schemas.microsoft.com/office/word/2010/wordprocessingCanvas" xmlns:cx="http://schemas.microsoft.com/office/drawing/2014/chartex" xmlns:cx1="http://schemas.microsoft.com/office/drawing/2015/9/8/chartex" xmlns:cx2="http://schemas.microsoft.com/office/drawing/2015/10/21/chartex" xmlns:cx3="http://schemas.microsoft.com/office/drawing/2016/5/9/chartex" xmlns:cx4="http://schemas.microsoft.com/office/drawing/2016/5/10/chartex" xmlns:cx5="http://schemas.microsoft.com/office/drawing/2016/5/11/chartex" xmlns:cx6="http://schemas.microsoft.com/office/drawing/2016/5/12/chartex" xmlns:cx7="http://schemas.microsoft.com/office/drawing/2016/5/13/chartex" xmlns:cx8="http://schemas.microsoft.com/office/drawing/2016/5/14/chartex" xmlns:mc="http://schemas.openxmlformats.org/markup-compatibility/2006" xmlns:aink="http://schemas.microsoft.com/office/drawing/2016/ink" xmlns:am3d="http://schemas.microsoft.com/office/drawing/2017/model3d" xmlns:o="urn:schemas-microsoft-com:office:office" xmlns:oel="http://schemas.microsoft.com/office/2019/extlst" xmlns:r="http://schemas.openxmlformats.org/officeDocument/2006/relationships" xmlns:m="http://schemas.openxmlformats.org/officeDocument/2006/math" xmlns:v="urn:schemas-microsoft-com:vml" xmlns:wp14="http://schemas.microsoft.com/office/word/2010/wordprocessingDrawing" xmlns:wp="http://schemas.openxmlformats.org/drawingml/2006/wordprocessingDrawing" xmlns:w10="urn:schemas-microsoft-com:office:word" xmlns:w="http://schemas.openxmlformats.org/wordprocessingml/2006/main" xmlns:w14="http://schemas.microsoft.com/office/word/2010/wordml" xmlns:w15="http://schemas.microsoft.com/office/word/2012/wordml" xmlns:w16cex="http://schemas.microsoft.com/office/word/2018/wordml/cex" xmlns:w16cid="http://schemas.microsoft.com/office/word/2016/wordml/cid" xmlns:w16="http://schemas.microsoft.com/office/word/2018/wordml" xmlns:w16du="http://schemas.microsoft.com/office/word/2023/wordml/word16du" xmlns:w16sdtdh="http://schemas.microsoft.com/office/word/2020/wordml/sdtdatahash" xmlns:w16sdtfl="http://schemas.microsoft.com/office/word/2024/wordml/sdtformatlock" xmlns:w16se="http://schemas.microsoft.com/office/word/2015/wordml/symex" xmlns:wpg="http://schemas.microsoft.com/office/word/2010/wordprocessingGroup" xmlns:wpi="http://schemas.microsoft.com/office/word/2010/wordprocessingInk" xmlns:wne="http://schemas.microsoft.com/office/word/2006/wordml" xmlns:wps="http://schemas.microsoft.com/office/word/2010/wordprocessingShape" mc:Ignorable="w14 w15 w16se w16cid w16 w16cex w16sdtdh w16sdtfl w16du wp14">
+  <w:p>
+    <w:pPr>
+      <w:pStyle w:val="En-tte"/>
+    </w:pPr>
+  </w:p>
+</w:hdr>
 </file>
 
 <file path=word/numbering.xml><?xml version="1.0" encoding="utf-8"?>
@@ -19003,6 +19186,7 @@
   <w:style w:type="character" w:default="1" w:styleId="Policepardfaut">
     <w:name w:val="Default Paragraph Font"/>
     <w:uiPriority w:val="1"/>
+    <w:semiHidden/>
     <w:unhideWhenUsed/>
   </w:style>
   <w:style w:type="table" w:default="1" w:styleId="TableauNormal">
@@ -19413,6 +19597,50 @@
       <w:spacing w:after="100"/>
     </w:pPr>
   </w:style>
+  <w:style w:type="paragraph" w:styleId="En-tte">
+    <w:name w:val="header"/>
+    <w:basedOn w:val="Normal"/>
+    <w:link w:val="En-tteCar"/>
+    <w:uiPriority w:val="99"/>
+    <w:unhideWhenUsed/>
+    <w:rsid w:val="00477375"/>
+    <w:pPr>
+      <w:tabs>
+        <w:tab w:val="center" w:pos="4536"/>
+        <w:tab w:val="right" w:pos="9072"/>
+      </w:tabs>
+      <w:spacing w:after="0" w:line="240" w:lineRule="auto"/>
+    </w:pPr>
+  </w:style>
+  <w:style w:type="character" w:customStyle="1" w:styleId="En-tteCar">
+    <w:name w:val="En-tête Car"/>
+    <w:basedOn w:val="Policepardfaut"/>
+    <w:link w:val="En-tte"/>
+    <w:uiPriority w:val="99"/>
+    <w:rsid w:val="00477375"/>
+  </w:style>
+  <w:style w:type="paragraph" w:styleId="Pieddepage">
+    <w:name w:val="footer"/>
+    <w:basedOn w:val="Normal"/>
+    <w:link w:val="PieddepageCar"/>
+    <w:uiPriority w:val="99"/>
+    <w:unhideWhenUsed/>
+    <w:rsid w:val="00477375"/>
+    <w:pPr>
+      <w:tabs>
+        <w:tab w:val="center" w:pos="4536"/>
+        <w:tab w:val="right" w:pos="9072"/>
+      </w:tabs>
+      <w:spacing w:after="0" w:line="240" w:lineRule="auto"/>
+    </w:pPr>
+  </w:style>
+  <w:style w:type="character" w:customStyle="1" w:styleId="PieddepageCar">
+    <w:name w:val="Pied de page Car"/>
+    <w:basedOn w:val="Policepardfaut"/>
+    <w:link w:val="Pieddepage"/>
+    <w:uiPriority w:val="99"/>
+    <w:rsid w:val="00477375"/>
+  </w:style>
 </w:styles>
 </file>
 
